--- a/public/docs/reidcollins.docx
+++ b/public/docs/reidcollins.docx
@@ -162,7 +162,7 @@
           <w:rtl w:val="0"/>
           <w:lang w:val="en-US"/>
         </w:rPr>
-        <w:t>Senior Technical Program Manager / Software Developer building AI agents and workflow automation, on a hybrid background in software engineering, program leadership, and client-facing technical delivery. Track record spans large-scale platform migrations, ML platform delivery, and cross-functional initiatives on AWS — and production AI systems with the evaluation, observability, and cost controls to operate them.</w:t>
+        <w:t>Senior Technical Program Manager / Software Developer building AI agents and workflow automation, on a hybrid background in software engineering, program leadership, and client-facing technical delivery. Track record spans large-scale platform migrations, ML/data platform delivery, and cross-functional initiatives on AWS — and production AI systems with the evaluation, observability, and cost controls to operate them.</w:t>
       </w:r>
     </w:p>
     <w:p>

--- a/public/docs/reidcollins.docx
+++ b/public/docs/reidcollins.docx
@@ -162,7 +162,7 @@
           <w:rtl w:val="0"/>
           <w:lang w:val="en-US"/>
         </w:rPr>
-        <w:t>Senior Technical Program Manager / Software Developer building AI agents and workflow automation, on a hybrid background in software engineering, program leadership, and client-facing technical delivery. Track record spans large-scale platform migrations, ML/data platform delivery, and cross-functional initiatives on AWS — and production AI systems with the evaluation, observability, and cost controls to operate them.</w:t>
+        <w:t>Senior Technical Program Manager / Software Developer building AI agents and workflow automation, on a hybrid background in software engineering, program leadership, and client-facing technical delivery. Track record spans large-scale platform migrations, ML/data platform delivery, and cross-functional initiatives on AWS, as well as production AI systems with the evaluation, observability, and cost controls to operate them.</w:t>
       </w:r>
     </w:p>
     <w:p>
@@ -340,7 +340,7 @@
           <w:rtl w:val="0"/>
           <w:lang w:val="en-US"/>
         </w:rPr>
-        <w:t>Led program governance — roadmap execution, release planning, decision &amp; RAID logs, and dependency tracking — while building Jira/Notion/n8n automation that cut manual reporting ~2 hrs/week and stale tickets 20%</w:t>
+        <w:t>Led program governance (roadmap execution, release planning, decision &amp; RAID logs, and dependency tracking) while building Jira/Notion/n8n automation that cut manual reporting ~2 hrs/week and stale tickets 20%</w:t>
       </w:r>
     </w:p>
     <w:p>
@@ -375,7 +375,7 @@
           <w:rtl w:val="0"/>
           <w:lang w:val="en-US"/>
         </w:rPr>
-        <w:t>Led onboarding of 100+ clients to the ML platform over two quarters, translating client data requirements into ClickHouse-to-S3 + EventBridge ingestion for multi-terabyte datasets (10–50GB per client) and coordinating cross-account, multi-region (US/APAC/Japan) access — cutting average onboarding time by 30%</w:t>
+        <w:t>Led onboarding of 100+ clients to the ML platform over two quarters, translating client data requirements into ClickHouse-to-S3 + EventBridge ingestion for multi-terabyte datasets (10–50GB per client) and coordinating cross-account, multi-region (US/APAC/Japan) access, cutting average onboarding time by 30%</w:t>
       </w:r>
     </w:p>
     <w:p>
@@ -415,7 +415,7 @@
           <w:rtl w:val="0"/>
           <w:lang w:val="en-US"/>
         </w:rPr>
-        <w:t>Drove release delivery of three production ML models — Propensity-to-Purchase, Discount Optimization, and Send Time Optimization — on a serverless platform (Lambda, SQS, EventBridge, SageMaker), owning release planning, deployment readiness, and cross-functional dependencies through production launch</w:t>
+        <w:t>Drove release delivery of three production ML models (Propensity-to-Purchase, Discount Optimization, and Send Time Optimization) on a serverless platform (Lambda, SQS, EventBridge, SageMaker), owning release planning, deployment readiness, and cross-functional dependencies through production launch</w:t>
       </w:r>
     </w:p>
     <w:p>
@@ -490,7 +490,7 @@
           <w:rtl w:val="0"/>
           <w:lang w:val="en-US"/>
         </w:rPr>
-        <w:t>Developed a containerized API proxy and token management system on AWS ECS/Fargate, improving authentication reliability and horizontal scalability — sustaining a 400K messages/hour SLA (100K per container across 4 containers)</w:t>
+        <w:t>Developed a containerized API proxy and token management system on AWS ECS/Fargate, improving authentication reliability and horizontal scalability, sustaining a 400K messages/hour SLA (100K per container across 4 containers)</w:t>
       </w:r>
     </w:p>
     <w:p>
@@ -625,7 +625,7 @@
           <w:rtl w:val="0"/>
           <w:lang w:val="en-US"/>
         </w:rPr>
-        <w:t>Built AI-powered incident summarization system using AWS Lambda, SAM, DynamoDB, Claude, Slack, and Jira to ingest CloudWatch alarms and Bitbucket pipeline failures, consolidating repeat alerts from the same failing service into single incidents and generating operational summaries — cutting post-mortem turnaround from days to hours; later rebuilt and extended it as a live personal system with Datadog and GitHub Actions ingestion (incidents.hihelloreid.com)</w:t>
+        <w:t>Built AI-powered incident summarization system using AWS Lambda, SAM, DynamoDB, Claude, Slack, and Jira to ingest CloudWatch alarms and Bitbucket pipeline failures, consolidating repeat alerts from the same failing service into single incidents and generating operational summaries, cutting post-mortem turnaround from days to hours; later rebuilt and extended it as a live personal system with Datadog and GitHub Actions ingestion (incidents.hihelloreid.com)</w:t>
       </w:r>
     </w:p>
     <w:p>
@@ -1076,7 +1076,7 @@
           <w:rtl w:val="0"/>
           <w:lang w:val="en-US"/>
         </w:rPr>
-        <w:t xml:space="preserve">Bachelor of Arts, International Relations — </w:t>
+        <w:t xml:space="preserve">Bachelor of Arts, International Relations, </w:t>
       </w:r>
       <w:r>
         <w:rPr>

--- a/public/docs/reidcollins.docx
+++ b/public/docs/reidcollins.docx
@@ -162,7 +162,7 @@
           <w:rtl w:val="0"/>
           <w:lang w:val="en-US"/>
         </w:rPr>
-        <w:t>Senior Technical Program Manager / Software Developer building AI agents and workflow automation, on a hybrid background in software engineering, program leadership, and client-facing technical delivery. Track record spans large-scale platform migrations, ML/data platform delivery, and cross-functional initiatives on AWS, as well as production AI systems with the evaluation, observability, and cost controls to operate them.</w:t>
+        <w:t>Senior Technical Program Manager / Platform Engineer building AI agents and workflow automation, on a hybrid background in software engineering, program leadership, and client-facing technical delivery. Track record spans large-scale platform migrations, ML/data platform delivery, and cross-functional initiatives on AWS, as well as production AI systems with the evaluation, observability, and cost controls to operate them.</w:t>
       </w:r>
     </w:p>
     <w:p>
@@ -245,7 +245,7 @@
           <w:rtl w:val="0"/>
           <w:lang w:val="en-US"/>
         </w:rPr>
-        <w:t>Senior Technical Program Manager / Software Developer</w:t>
+        <w:t>Senior Technical Program Manager / Platform Engineer</w:t>
       </w:r>
     </w:p>
     <w:p>

--- a/public/docs/reidcollins.docx
+++ b/public/docs/reidcollins.docx
@@ -1041,7 +1041,7 @@
           <w:rtl w:val="0"/>
           <w:lang w:val="en-US"/>
         </w:rPr>
-        <w:t xml:space="preserve"> Git (GitHub, Bitbucket), Docker, OpenAPI, Cursor, Jira, Confluence, Notion, n8n</w:t>
+        <w:t xml:space="preserve"> Git (GitHub, Bitbucket), Docker, OpenAPI, Claude Code, Jira, Confluence, Notion, n8n</w:t>
       </w:r>
     </w:p>
     <w:p>

--- a/public/docs/reidcollins.docx
+++ b/public/docs/reidcollins.docx
@@ -117,7 +117,7 @@
           <w:rtl w:val="0"/>
           <w:lang w:val="en-US"/>
         </w:rPr>
-        <w:t>Open to Senior Technical Program Manager and Technical Solutions roles</w:t>
+        <w:t>Open to Senior Technical Program Manager, Technical Solutions, and Delivery Lead roles</w:t>
       </w:r>
     </w:p>
     <w:p>
